--- a/lessons/8-1-flagship/downloads/8-1-flagship-notes-teacher.docx
+++ b/lessons/8-1-flagship/downloads/8-1-flagship-notes-teacher.docx
@@ -14,7 +14,7 @@
           <w:sz w:val="18"/>
           <w:szCs w:val="18"/>
         </w:rPr>
-        <w:t xml:space="preserve">UNIT 8  ·  LESSON 1      STANDARD 6.SP.1</w:t>
+        <w:t xml:space="preserve">UNIT 8  ·  LESSON 1      STANDARD 6.DS.1</w:t>
       </w:r>
     </w:p>
     <w:p>
@@ -2436,6 +2436,32 @@
     </w:p>
     <w:p>
       <w:pPr>
+        <w:pStyle w:val="Heading2"/>
+        <w:spacing w:after="80" w:before="180"/>
+      </w:pPr>
+      <w:r>
+        <w:rPr>
+          <w:b/>
+          <w:bCs/>
+          <w:color w:val="12355B"/>
+          <w:sz w:val="24"/>
+          <w:szCs w:val="24"/>
+        </w:rPr>
+        <w:t xml:space="preserve">Level 1 Support</w:t>
+      </w:r>
+      <w:r>
+        <w:rPr>
+          <w:i/>
+          <w:iCs/>
+          <w:color w:val="1FA6A2"/>
+          <w:sz w:val="19"/>
+          <w:szCs w:val="19"/>
+        </w:rPr>
+        <w:t xml:space="preserve">   extra scaffolding</w:t>
+      </w:r>
+    </w:p>
+    <w:p>
+      <w:pPr>
         <w:keepNext/>
         <w:spacing w:after="60" w:before="160"/>
       </w:pPr>
@@ -2652,6 +2678,32 @@
     </w:tbl>
     <w:p>
       <w:pPr>
+        <w:pStyle w:val="Heading2"/>
+        <w:spacing w:after="80" w:before="180"/>
+      </w:pPr>
+      <w:r>
+        <w:rPr>
+          <w:b/>
+          <w:bCs/>
+          <w:color w:val="12355B"/>
+          <w:sz w:val="24"/>
+          <w:szCs w:val="24"/>
+        </w:rPr>
+        <w:t xml:space="preserve">On Level</w:t>
+      </w:r>
+      <w:r>
+        <w:rPr>
+          <w:i/>
+          <w:iCs/>
+          <w:color w:val="12355B"/>
+          <w:sz w:val="19"/>
+          <w:szCs w:val="19"/>
+        </w:rPr>
+        <w:t xml:space="preserve">   grade-level practice</w:t>
+      </w:r>
+    </w:p>
+    <w:p>
+      <w:pPr>
         <w:keepNext/>
         <w:spacing w:after="60" w:before="160"/>
       </w:pPr>
@@ -3219,23 +3271,17 @@
     </w:p>
     <w:p>
       <w:pPr>
-        <w:spacing w:after="80"/>
-      </w:pPr>
-      <w:r>
-        <w:rPr>
-          <w:b/>
-          <w:bCs/>
-          <w:sz w:val="21"/>
-          <w:szCs w:val="21"/>
-        </w:rPr>
-        <w:t xml:space="preserve">1.  </w:t>
-      </w:r>
-      <w:r>
-        <w:rPr>
-          <w:sz w:val="21"/>
-          <w:szCs w:val="21"/>
-        </w:rPr>
-        <w:t xml:space="preserve">A)  Because different students got different amounts of sleep</w:t>
+        <w:spacing w:after="100"/>
+      </w:pPr>
+      <w:r>
+        <w:rPr>
+          <w:b/>
+          <w:bCs/>
+          <w:color w:val="B97A12"/>
+          <w:sz w:val="20"/>
+          <w:szCs w:val="20"/>
+        </w:rPr>
+        <w:t xml:space="preserve">Watch for this mistake:  </w:t>
       </w:r>
       <w:r>
         <w:rPr>
@@ -3245,6 +3291,53 @@
           <w:sz w:val="19"/>
           <w:szCs w:val="19"/>
         </w:rPr>
+        <w:t xml:space="preserve">A common mistake in Statistical Questions and Data is judging a question by how many people or things it names, instead of checking whether the quantity being asked about actually varies. Students see a question about ONE player, ONE team, or ONE season — like "How many touchdowns did the quarterback throw this season?" — and assume it must be non-statistical since only one person is named. But a season includes many games, so the number of touchdowns changes from game to game, which makes it statistical. Just as often, students see the word "each" attached to a group and assume every group question is automatically statistical — but "How many players are on the team?" asks about the whole roster, and every player would report the exact same number, so it is NOT statistical. Before you decide, ask: if I actually collected this data, would every answer come back the same, or would it vary?</w:t>
+      </w:r>
+    </w:p>
+    <w:p>
+      <w:pPr>
+        <w:pStyle w:val="Heading2"/>
+        <w:spacing w:after="80" w:before="180"/>
+      </w:pPr>
+      <w:r>
+        <w:rPr>
+          <w:b/>
+          <w:bCs/>
+          <w:color w:val="12355B"/>
+          <w:sz w:val="24"/>
+          <w:szCs w:val="24"/>
+        </w:rPr>
+        <w:t xml:space="preserve">Level 1 Support</w:t>
+      </w:r>
+    </w:p>
+    <w:p>
+      <w:pPr>
+        <w:spacing w:after="80"/>
+      </w:pPr>
+      <w:r>
+        <w:rPr>
+          <w:b/>
+          <w:bCs/>
+          <w:sz w:val="21"/>
+          <w:szCs w:val="21"/>
+        </w:rPr>
+        <w:t xml:space="preserve">1.  </w:t>
+      </w:r>
+      <w:r>
+        <w:rPr>
+          <w:sz w:val="21"/>
+          <w:szCs w:val="21"/>
+        </w:rPr>
+        <w:t xml:space="preserve">A)  Because different students got different amounts of sleep</w:t>
+      </w:r>
+      <w:r>
+        <w:rPr>
+          <w:i/>
+          <w:iCs/>
+          <w:color w:val="5F6F80"/>
+          <w:sz w:val="19"/>
+          <w:szCs w:val="19"/>
+        </w:rPr>
         <w:t xml:space="preserve">  — A statistical question anticipates variability — different students slept different amounts, so the data will vary.</w:t>
       </w:r>
     </w:p>
@@ -3270,6 +3363,22 @@
       </w:r>
       <w:r>
         <w:t xml:space="preserve"/>
+      </w:r>
+    </w:p>
+    <w:p>
+      <w:pPr>
+        <w:pStyle w:val="Heading2"/>
+        <w:spacing w:after="80" w:before="180"/>
+      </w:pPr>
+      <w:r>
+        <w:rPr>
+          <w:b/>
+          <w:bCs/>
+          <w:color w:val="12355B"/>
+          <w:sz w:val="24"/>
+          <w:szCs w:val="24"/>
+        </w:rPr>
+        <w:t xml:space="preserve">On Level</w:t>
       </w:r>
     </w:p>
     <w:p>

--- a/lessons/8-1-flagship/downloads/8-1-flagship-notes-teacher.docx
+++ b/lessons/8-1-flagship/downloads/8-1-flagship-notes-teacher.docx
@@ -1247,7 +1247,22 @@
           <w:sz w:val="30"/>
           <w:szCs w:val="30"/>
         </w:rPr>
-        <w:t xml:space="preserve">Worked Example</w:t>
+        <w:t xml:space="preserve">Write About the Math</w:t>
+      </w:r>
+    </w:p>
+    <w:p>
+      <w:pPr>
+        <w:spacing w:after="100"/>
+      </w:pPr>
+      <w:r>
+        <w:rPr>
+          <w:i/>
+          <w:iCs/>
+          <w:color w:val="5F6F80"/>
+          <w:sz w:val="19"/>
+          <w:szCs w:val="19"/>
+        </w:rPr>
+        <w:t xml:space="preserve">Use the support level you need. Every level answers the same math question.</w:t>
       </w:r>
     </w:p>
     <w:p>
@@ -1263,17 +1278,17 @@
           <w:sz w:val="24"/>
           <w:szCs w:val="24"/>
         </w:rPr>
-        <w:t xml:space="preserve">Watch &amp; Read</w:t>
+        <w:t xml:space="preserve">1. Understand the Question</w:t>
       </w:r>
       <w:r>
         <w:rPr>
           <w:i/>
           <w:iCs/>
-          <w:color w:val="1FA6A2"/>
-          <w:sz w:val="19"/>
-          <w:szCs w:val="19"/>
-        </w:rPr>
-        <w:t xml:space="preserve">   I Do — follow along with your teacher</w:t>
+          <w:color w:val="B97A12"/>
+          <w:sz w:val="19"/>
+          <w:szCs w:val="19"/>
+        </w:rPr>
+        <w:t xml:space="preserve">   explain</w:t>
       </w:r>
     </w:p>
     <w:tbl>
@@ -1308,25 +1323,360 @@
             </w:pPr>
             <w:r>
               <w:rPr>
+                <w:color w:val="1A2733"/>
+                <w:sz w:val="21"/>
+                <w:szCs w:val="21"/>
+              </w:rPr>
+              <w:t xml:space="preserve">While sorting the questions, what clue tells you instantly that a question will need DATA from many players to answer?</w:t>
+            </w:r>
+          </w:p>
+          <w:p>
+            <w:pPr>
+              <w:spacing w:after="0"/>
+            </w:pPr>
+            <w:r>
+              <w:rPr>
                 <w:b/>
                 <w:bCs/>
                 <w:color w:val="12355B"/>
-                <w:sz w:val="22"/>
-                <w:szCs w:val="22"/>
+                <w:sz w:val="20"/>
+                <w:szCs w:val="20"/>
               </w:rPr>
-              <w:t xml:space="preserve">Scouting Report</w:t>
-            </w:r>
-          </w:p>
-          <w:p>
-            <w:pPr>
-              <w:spacing w:after="0"/>
-            </w:pPr>
+              <w:t xml:space="preserve">Your job:  </w:t>
+            </w:r>
             <w:r>
               <w:rPr>
+                <w:sz w:val="20"/>
+                <w:szCs w:val="20"/>
+              </w:rPr>
+              <w:t xml:space="preserve">Answer the question. Use math evidence. Explain how the evidence proves your answer.</w:t>
+            </w:r>
+            <w:r>
+              <w:rPr>
+                <w:i/>
+                <w:iCs/>
+                <w:color w:val="5F6F80"/>
+                <w:sz w:val="18"/>
+                <w:szCs w:val="18"/>
+              </w:rPr>
+              <w:br/>
+              <w:t xml:space="preserve">Responde la pregunta. Usa evidencia matemática. Explica cómo la evidencia demuestra tu respuesta.</w:t>
+            </w:r>
+          </w:p>
+        </w:tc>
+      </w:tr>
+    </w:tbl>
+    <w:p>
+      <w:pPr>
+        <w:pStyle w:val="Heading2"/>
+        <w:spacing w:after="80" w:before="180"/>
+      </w:pPr>
+      <w:r>
+        <w:rPr>
+          <w:b/>
+          <w:bCs/>
+          <w:color w:val="12355B"/>
+          <w:sz w:val="24"/>
+          <w:szCs w:val="24"/>
+        </w:rPr>
+        <w:t xml:space="preserve">2. Plan Your Math Words</w:t>
+      </w:r>
+      <w:r>
+        <w:rPr>
+          <w:i/>
+          <w:iCs/>
+          <w:color w:val="1FA6A2"/>
+          <w:sz w:val="19"/>
+          <w:szCs w:val="19"/>
+        </w:rPr>
+        <w:t xml:space="preserve">   check at least two</w:t>
+      </w:r>
+    </w:p>
+    <w:p>
+      <w:pPr>
+        <w:spacing w:after="60"/>
+      </w:pPr>
+      <w:r>
+        <w:rPr>
+          <w:b/>
+          <w:bCs/>
+          <w:color w:val="1FA6A2"/>
+          <w:sz w:val="22"/>
+          <w:szCs w:val="22"/>
+        </w:rPr>
+        <w:t xml:space="preserve">☐  </w:t>
+      </w:r>
+      <w:r>
+        <w:rPr>
+          <w:b/>
+          <w:bCs/>
+          <w:color w:val="12355B"/>
+          <w:sz w:val="20"/>
+          <w:szCs w:val="20"/>
+        </w:rPr>
+        <w:t xml:space="preserve">Statistical Question — </w:t>
+      </w:r>
+      <w:r>
+        <w:rPr>
+          <w:sz w:val="20"/>
+          <w:szCs w:val="20"/>
+        </w:rPr>
+        <w:t xml:space="preserve">A question where the answers will be different for different people.</w:t>
+      </w:r>
+      <w:r>
+        <w:rPr>
+          <w:i/>
+          <w:iCs/>
+          <w:color w:val="5F6F80"/>
+          <w:sz w:val="18"/>
+          <w:szCs w:val="18"/>
+        </w:rPr>
+        <w:br/>
+        <w:t xml:space="preserve">Pregunta estadística — Una pregunta cuyas respuestas serán distintas para distintas personas.</w:t>
+      </w:r>
+    </w:p>
+    <w:p>
+      <w:pPr>
+        <w:spacing w:after="60"/>
+      </w:pPr>
+      <w:r>
+        <w:rPr>
+          <w:b/>
+          <w:bCs/>
+          <w:color w:val="1FA6A2"/>
+          <w:sz w:val="22"/>
+          <w:szCs w:val="22"/>
+        </w:rPr>
+        <w:t xml:space="preserve">☐  </w:t>
+      </w:r>
+      <w:r>
+        <w:rPr>
+          <w:b/>
+          <w:bCs/>
+          <w:color w:val="12355B"/>
+          <w:sz w:val="20"/>
+          <w:szCs w:val="20"/>
+        </w:rPr>
+        <w:t xml:space="preserve">Data — </w:t>
+      </w:r>
+      <w:r>
+        <w:rPr>
+          <w:sz w:val="20"/>
+          <w:szCs w:val="20"/>
+        </w:rPr>
+        <w:t xml:space="preserve">Facts and numbers you collect, like answers to a survey.</w:t>
+      </w:r>
+      <w:r>
+        <w:rPr>
+          <w:i/>
+          <w:iCs/>
+          <w:color w:val="5F6F80"/>
+          <w:sz w:val="18"/>
+          <w:szCs w:val="18"/>
+        </w:rPr>
+        <w:br/>
+        <w:t xml:space="preserve">Datos — Datos y números que recoges, como respuestas a una encuesta.</w:t>
+      </w:r>
+    </w:p>
+    <w:p>
+      <w:pPr>
+        <w:spacing w:after="60"/>
+      </w:pPr>
+      <w:r>
+        <w:rPr>
+          <w:b/>
+          <w:bCs/>
+          <w:color w:val="1FA6A2"/>
+          <w:sz w:val="22"/>
+          <w:szCs w:val="22"/>
+        </w:rPr>
+        <w:t xml:space="preserve">☐  </w:t>
+      </w:r>
+      <w:r>
+        <w:rPr>
+          <w:b/>
+          <w:bCs/>
+          <w:color w:val="12355B"/>
+          <w:sz w:val="20"/>
+          <w:szCs w:val="20"/>
+        </w:rPr>
+        <w:t xml:space="preserve">Variability — </w:t>
+      </w:r>
+      <w:r>
+        <w:rPr>
+          <w:sz w:val="20"/>
+          <w:szCs w:val="20"/>
+        </w:rPr>
+        <w:t xml:space="preserve">How spread out the numbers are.</w:t>
+      </w:r>
+      <w:r>
+        <w:rPr>
+          <w:i/>
+          <w:iCs/>
+          <w:color w:val="5F6F80"/>
+          <w:sz w:val="18"/>
+          <w:szCs w:val="18"/>
+        </w:rPr>
+        <w:br/>
+        <w:t xml:space="preserve">Variabilidad — Qué tan separados están los números.</w:t>
+      </w:r>
+    </w:p>
+    <w:p>
+      <w:pPr>
+        <w:spacing w:after="60"/>
+      </w:pPr>
+      <w:r>
+        <w:rPr>
+          <w:b/>
+          <w:bCs/>
+          <w:color w:val="1FA6A2"/>
+          <w:sz w:val="22"/>
+          <w:szCs w:val="22"/>
+        </w:rPr>
+        <w:t xml:space="preserve">☐  </w:t>
+      </w:r>
+      <w:r>
+        <w:rPr>
+          <w:b/>
+          <w:bCs/>
+          <w:color w:val="12355B"/>
+          <w:sz w:val="20"/>
+          <w:szCs w:val="20"/>
+        </w:rPr>
+        <w:t xml:space="preserve">Survey — </w:t>
+      </w:r>
+      <w:r>
+        <w:rPr>
+          <w:sz w:val="20"/>
+          <w:szCs w:val="20"/>
+        </w:rPr>
+        <w:t xml:space="preserve">Collecting facts by asking people questions.</w:t>
+      </w:r>
+      <w:r>
+        <w:rPr>
+          <w:i/>
+          <w:iCs/>
+          <w:color w:val="5F6F80"/>
+          <w:sz w:val="18"/>
+          <w:szCs w:val="18"/>
+        </w:rPr>
+        <w:br/>
+        <w:t xml:space="preserve">Encuesta — Recoger datos haciendo preguntas a las personas.</w:t>
+      </w:r>
+    </w:p>
+    <w:p>
+      <w:pPr>
+        <w:spacing w:after="60"/>
+      </w:pPr>
+      <w:r>
+        <w:rPr>
+          <w:b/>
+          <w:bCs/>
+          <w:color w:val="1FA6A2"/>
+          <w:sz w:val="22"/>
+          <w:szCs w:val="22"/>
+        </w:rPr>
+        <w:t xml:space="preserve">☐  </w:t>
+      </w:r>
+      <w:r>
+        <w:rPr>
+          <w:b/>
+          <w:bCs/>
+          <w:color w:val="12355B"/>
+          <w:sz w:val="20"/>
+          <w:szCs w:val="20"/>
+        </w:rPr>
+        <w:t xml:space="preserve">Data distribution — </w:t>
+      </w:r>
+      <w:r>
+        <w:rPr>
+          <w:sz w:val="20"/>
+          <w:szCs w:val="20"/>
+        </w:rPr>
+        <w:t xml:space="preserve">How the data looks: where it sits and how spread out it is.</w:t>
+      </w:r>
+      <w:r>
+        <w:rPr>
+          <w:i/>
+          <w:iCs/>
+          <w:color w:val="5F6F80"/>
+          <w:sz w:val="18"/>
+          <w:szCs w:val="18"/>
+        </w:rPr>
+        <w:br/>
+        <w:t xml:space="preserve">Distribución de datos — Cómo se ven los datos: dónde están y qué tan separados están.</w:t>
+      </w:r>
+    </w:p>
+    <w:tbl>
+      <w:tblPr>
+        <w:tblW w:type="pct" w:w="100%"/>
+        <w:tblBorders>
+          <w:top w:val="single" w:color="1FA6A2" w:sz="8"/>
+          <w:left w:val="single" w:color="1FA6A2" w:sz="8"/>
+          <w:bottom w:val="single" w:color="1FA6A2" w:sz="8"/>
+          <w:right w:val="single" w:color="1FA6A2" w:sz="8"/>
+          <w:insideH w:val="single" w:color="auto" w:sz="4"/>
+          <w:insideV w:val="single" w:color="auto" w:sz="4"/>
+        </w:tblBorders>
+      </w:tblPr>
+      <w:tblGrid>
+        <w:gridCol w:w="100"/>
+      </w:tblGrid>
+      <w:tr>
+        <w:tc>
+          <w:tcPr>
+            <w:shd w:fill="F7FFFD" w:color="auto" w:val="clear"/>
+            <w:tcMar>
+              <w:top w:type="dxa" w:w="120"/>
+              <w:left w:type="dxa" w:w="180"/>
+              <w:bottom w:type="dxa" w:w="120"/>
+              <w:right w:type="dxa" w:w="180"/>
+            </w:tcMar>
+          </w:tcPr>
+          <w:p>
+            <w:pPr>
+              <w:spacing w:after="50"/>
+            </w:pPr>
+            <w:r>
+              <w:rPr>
+                <w:b/>
+                <w:bCs/>
+                <w:color w:val="1FA6A2"/>
+                <w:sz w:val="20"/>
+                <w:szCs w:val="20"/>
+              </w:rPr>
+              <w:t xml:space="preserve">Say it first:  </w:t>
+            </w:r>
+            <w:r>
+              <w:rPr>
+                <w:sz w:val="20"/>
+                <w:szCs w:val="20"/>
+              </w:rPr>
+              <w:t xml:space="preserve">Say your idea to a partner or quietly to yourself before you write.</w:t>
+            </w:r>
+          </w:p>
+          <w:p>
+            <w:pPr>
+              <w:spacing w:after="60"/>
+            </w:pPr>
+            <w:r>
+              <w:rPr>
+                <w:color w:val="1A2733"/>
                 <w:sz w:val="21"/>
                 <w:szCs w:val="21"/>
               </w:rPr>
-              <w:t xml:space="preserve">You've just been hired as the data analyst for a youth basketball league. The head coach hands you a list of questions the staff wants to investigate about their players. Some questions will give you interesting data with variety, while others have just one fixed answer. Your job: figure out which questions are worth investigating with data.</w:t>
+              <w:t xml:space="preserve">I know it needs data because it asks about ___.</w:t>
+            </w:r>
+            <w:r>
+              <w:rPr>
+                <w:i/>
+                <w:iCs/>
+                <w:color w:val="5F6F80"/>
+                <w:sz w:val="19"/>
+                <w:szCs w:val="19"/>
+              </w:rPr>
+              <w:br/>
+              <w:t xml:space="preserve">Sé que necesita datos porque pregunta sobre ___.</w:t>
             </w:r>
           </w:p>
         </w:tc>
@@ -1334,94 +1684,6 @@
     </w:tbl>
     <w:p>
       <w:pPr>
-        <w:spacing w:after="80"/>
-      </w:pPr>
-      <w:r>
-        <w:t xml:space="preserve"/>
-      </w:r>
-    </w:p>
-    <w:p>
-      <w:pPr>
-        <w:spacing w:after="50" w:before="60"/>
-      </w:pPr>
-      <w:r>
-        <w:rPr>
-          <w:b/>
-          <w:bCs/>
-          <w:color w:val="12355B"/>
-          <w:sz w:val="21"/>
-          <w:szCs w:val="21"/>
-        </w:rPr>
-        <w:t xml:space="preserve">Think about:</w:t>
-      </w:r>
-    </w:p>
-    <w:p>
-      <w:pPr>
-        <w:spacing w:after="40"/>
-        <w:ind w:left="300"/>
-      </w:pPr>
-      <w:r>
-        <w:rPr>
-          <w:sz w:val="20"/>
-          <w:szCs w:val="20"/>
-        </w:rPr>
-        <w:t xml:space="preserve">•  Which questions could have many different answers?</w:t>
-      </w:r>
-    </w:p>
-    <w:p>
-      <w:pPr>
-        <w:spacing w:after="40"/>
-        <w:ind w:left="300"/>
-      </w:pPr>
-      <w:r>
-        <w:rPr>
-          <w:sz w:val="20"/>
-          <w:szCs w:val="20"/>
-        </w:rPr>
-        <w:t xml:space="preserve">•  Which questions have only one exact answer?</w:t>
-      </w:r>
-    </w:p>
-    <w:p>
-      <w:pPr>
-        <w:spacing w:after="40"/>
-        <w:ind w:left="300"/>
-      </w:pPr>
-      <w:r>
-        <w:rPr>
-          <w:sz w:val="20"/>
-          <w:szCs w:val="20"/>
-        </w:rPr>
-        <w:t xml:space="preserve">•  What makes a question good for collecting data?</w:t>
-      </w:r>
-    </w:p>
-    <w:p>
-      <w:pPr>
-        <w:spacing w:after="40"/>
-        <w:ind w:left="300"/>
-      </w:pPr>
-      <w:r>
-        <w:rPr>
-          <w:sz w:val="20"/>
-          <w:szCs w:val="20"/>
-        </w:rPr>
-        <w:t xml:space="preserve">•  Why would a coach care about questions with variability?</w:t>
-      </w:r>
-    </w:p>
-    <w:p>
-      <w:pPr>
-        <w:spacing w:after="40"/>
-        <w:ind w:left="300"/>
-      </w:pPr>
-      <w:r>
-        <w:rPr>
-          <w:sz w:val="20"/>
-          <w:szCs w:val="20"/>
-        </w:rPr>
-        <w:t xml:space="preserve">•  Could a question be reworded to become statistical?</w:t>
-      </w:r>
-    </w:p>
-    <w:p>
-      <w:pPr>
         <w:pStyle w:val="Heading2"/>
         <w:spacing w:after="80" w:before="180"/>
       </w:pPr>
@@ -1433,348 +1695,17 @@
           <w:sz w:val="24"/>
           <w:szCs w:val="24"/>
         </w:rPr>
-        <w:t xml:space="preserve">Solved Example</w:t>
+        <w:t xml:space="preserve">3. Build Your Explanation</w:t>
       </w:r>
       <w:r>
         <w:rPr>
           <w:i/>
           <w:iCs/>
-          <w:color w:val="1FA6A2"/>
-          <w:sz w:val="19"/>
-          <w:szCs w:val="19"/>
-        </w:rPr>
-        <w:t xml:space="preserve">   I Do — watch each step</w:t>
-      </w:r>
-    </w:p>
-    <w:p>
-      <w:pPr>
-        <w:keepNext/>
-        <w:spacing w:after="40"/>
-      </w:pPr>
-      <w:r>
-        <w:rPr>
-          <w:b/>
-          <w:bCs/>
-          <w:color w:val="12355B"/>
-          <w:sz w:val="21"/>
-          <w:szCs w:val="21"/>
-        </w:rPr>
-        <w:t xml:space="preserve">Problem:  </w:t>
-      </w:r>
-      <w:r>
-        <w:rPr>
-          <w:sz w:val="21"/>
-          <w:szCs w:val="21"/>
-        </w:rPr>
-        <w:t xml:space="preserve">Which of the following is a statistical question?</w:t>
-      </w:r>
-    </w:p>
-    <w:p>
-      <w:pPr>
-        <w:spacing w:after="30"/>
-        <w:ind w:left="420"/>
-      </w:pPr>
-      <w:r>
-        <w:rPr>
-          <w:sz w:val="20"/>
-          <w:szCs w:val="20"/>
-        </w:rPr>
-        <w:t xml:space="preserve">A)  How many points did each player score this season?</w:t>
-      </w:r>
-    </w:p>
-    <w:p>
-      <w:pPr>
-        <w:spacing w:after="30"/>
-        <w:ind w:left="420"/>
-      </w:pPr>
-      <w:r>
-        <w:rPr>
-          <w:sz w:val="20"/>
-          <w:szCs w:val="20"/>
-        </w:rPr>
-        <w:t xml:space="preserve">B)  How many points are scored for a free throw?</w:t>
-      </w:r>
-    </w:p>
-    <w:p>
-      <w:pPr>
-        <w:spacing w:after="30"/>
-        <w:ind w:left="420"/>
-      </w:pPr>
-      <w:r>
-        <w:rPr>
-          <w:sz w:val="20"/>
-          <w:szCs w:val="20"/>
-        </w:rPr>
-        <w:t xml:space="preserve">C)  What sport does this team play?</w:t>
-      </w:r>
-    </w:p>
-    <w:p>
-      <w:pPr>
-        <w:spacing w:after="30"/>
-        <w:ind w:left="420"/>
-      </w:pPr>
-      <w:r>
-        <w:rPr>
-          <w:sz w:val="20"/>
-          <w:szCs w:val="20"/>
-        </w:rPr>
-        <w:t xml:space="preserve">D)  How many halves are in a soccer game?</w:t>
-      </w:r>
-    </w:p>
-    <w:p>
-      <w:pPr>
-        <w:spacing w:after="20" w:before="50"/>
-      </w:pPr>
-      <w:r>
-        <w:rPr>
-          <w:b/>
-          <w:bCs/>
-          <w:color w:val="1FA6A2"/>
-          <w:sz w:val="21"/>
-          <w:szCs w:val="21"/>
-        </w:rPr>
-        <w:t xml:space="preserve">Step 1:  </w:t>
-      </w:r>
-      <w:r>
-        <w:rPr>
-          <w:sz w:val="21"/>
-          <w:szCs w:val="21"/>
-        </w:rPr>
-        <w:t xml:space="preserve">"How many points did each player score?" is statistical because different players will have different scores — there is variability in the data.</w:t>
-      </w:r>
-    </w:p>
-    <w:p>
-      <w:pPr>
-        <w:spacing w:after="40" w:before="60"/>
-      </w:pPr>
-      <w:r>
-        <w:rPr>
-          <w:b/>
-          <w:bCs/>
-          <w:color w:val="12355B"/>
-          <w:sz w:val="21"/>
-          <w:szCs w:val="21"/>
-        </w:rPr>
-        <w:t xml:space="preserve">Answer:  </w:t>
-      </w:r>
-      <w:r>
-        <w:rPr>
-          <w:b/>
-          <w:bCs/>
-          <w:sz w:val="21"/>
-          <w:szCs w:val="21"/>
-        </w:rPr>
-        <w:t xml:space="preserve">A. How many points did each player score this season?</w:t>
-      </w:r>
-    </w:p>
-    <w:p>
-      <w:pPr>
-        <w:pStyle w:val="Heading1"/>
-        <w:pageBreakBefore/>
-        <w:pBdr>
-          <w:bottom w:val="single" w:color="1FA6A2" w:sz="14" w:space="6"/>
-        </w:pBdr>
-        <w:spacing w:after="140" w:before="0"/>
-      </w:pPr>
-      <w:r>
-        <w:rPr>
-          <w:b/>
-          <w:bCs/>
-          <w:color w:val="12355B"/>
-          <w:sz w:val="30"/>
-          <w:szCs w:val="30"/>
-        </w:rPr>
-        <w:t xml:space="preserve">Guided Practice</w:t>
-      </w:r>
-    </w:p>
-    <w:p>
-      <w:pPr>
-        <w:pStyle w:val="Heading2"/>
-        <w:spacing w:after="80" w:before="180"/>
-      </w:pPr>
-      <w:r>
-        <w:rPr>
-          <w:b/>
-          <w:bCs/>
-          <w:color w:val="12355B"/>
-          <w:sz w:val="24"/>
-          <w:szCs w:val="24"/>
-        </w:rPr>
-        <w:t xml:space="preserve">Solve Together</w:t>
-      </w:r>
-      <w:r>
-        <w:rPr>
-          <w:i/>
-          <w:iCs/>
-          <w:color w:val="6B4FA0"/>
-          <w:sz w:val="19"/>
-          <w:szCs w:val="19"/>
-        </w:rPr>
-        <w:t xml:space="preserve">   We Do — work with your class</w:t>
-      </w:r>
-    </w:p>
-    <w:p>
-      <w:pPr>
-        <w:keepNext/>
-        <w:spacing w:after="40" w:before="40"/>
-      </w:pPr>
-      <w:r>
-        <w:rPr>
-          <w:b/>
-          <w:bCs/>
-          <w:color w:val="12355B"/>
-          <w:sz w:val="21"/>
-          <w:szCs w:val="21"/>
-        </w:rPr>
-        <w:t xml:space="preserve">Problem:  </w:t>
-      </w:r>
-      <w:r>
-        <w:rPr>
-          <w:sz w:val="21"/>
-          <w:szCs w:val="21"/>
-        </w:rPr>
-        <w:t xml:space="preserve">Which question is NOT a statistical question?</w:t>
-      </w:r>
-    </w:p>
-    <w:p>
-      <w:pPr>
-        <w:spacing w:after="30"/>
-        <w:ind w:left="420"/>
-      </w:pPr>
-      <w:r>
-        <w:rPr>
-          <w:sz w:val="20"/>
-          <w:szCs w:val="20"/>
-        </w:rPr>
-        <w:t xml:space="preserve">A)  How many innings are in a baseball game?</w:t>
-      </w:r>
-    </w:p>
-    <w:p>
-      <w:pPr>
-        <w:spacing w:after="30"/>
-        <w:ind w:left="420"/>
-      </w:pPr>
-      <w:r>
-        <w:rPr>
-          <w:sz w:val="20"/>
-          <w:szCs w:val="20"/>
-        </w:rPr>
-        <w:t xml:space="preserve">B)  How many home runs did each player hit this year?</w:t>
-      </w:r>
-    </w:p>
-    <w:p>
-      <w:pPr>
-        <w:spacing w:after="30"/>
-        <w:ind w:left="420"/>
-      </w:pPr>
-      <w:r>
-        <w:rPr>
-          <w:sz w:val="20"/>
-          <w:szCs w:val="20"/>
-        </w:rPr>
-        <w:t xml:space="preserve">C)  How many miles does each runner train per week?</w:t>
-      </w:r>
-    </w:p>
-    <w:p>
-      <w:pPr>
-        <w:spacing w:after="30"/>
-        <w:ind w:left="420"/>
-      </w:pPr>
-      <w:r>
-        <w:rPr>
-          <w:sz w:val="20"/>
-          <w:szCs w:val="20"/>
-        </w:rPr>
-        <w:t xml:space="preserve">D)  How tall is each player on the basketball team?</w:t>
-      </w:r>
-    </w:p>
-    <w:p>
-      <w:pPr>
-        <w:keepNext/>
-        <w:spacing w:after="0" w:before="50"/>
-      </w:pPr>
-      <w:r>
-        <w:rPr>
-          <w:b/>
-          <w:bCs/>
-          <w:color w:val="6B4FA0"/>
-          <w:sz w:val="21"/>
-          <w:szCs w:val="21"/>
-        </w:rPr>
-        <w:t xml:space="preserve">Step 1:</w:t>
-      </w:r>
-    </w:p>
-    <w:p>
-      <w:pPr>
-        <w:pBdr>
-          <w:bottom w:val="single" w:color="AFBECC" w:sz="6"/>
-        </w:pBdr>
-        <w:spacing w:after="30" w:before="150"/>
-      </w:pPr>
-      <w:r>
-        <w:t xml:space="preserve"/>
-      </w:r>
-    </w:p>
-    <w:p>
-      <w:pPr>
-        <w:keepNext/>
-        <w:spacing w:after="0" w:before="50"/>
-      </w:pPr>
-      <w:r>
-        <w:rPr>
-          <w:b/>
-          <w:bCs/>
-          <w:color w:val="6B4FA0"/>
-          <w:sz w:val="21"/>
-          <w:szCs w:val="21"/>
-        </w:rPr>
-        <w:t xml:space="preserve">Step 2:</w:t>
-      </w:r>
-    </w:p>
-    <w:p>
-      <w:pPr>
-        <w:pBdr>
-          <w:bottom w:val="single" w:color="AFBECC" w:sz="6"/>
-        </w:pBdr>
-        <w:spacing w:after="30" w:before="150"/>
-      </w:pPr>
-      <w:r>
-        <w:t xml:space="preserve"/>
-      </w:r>
-    </w:p>
-    <w:p>
-      <w:pPr>
-        <w:keepNext/>
-        <w:spacing w:after="0" w:before="60"/>
-      </w:pPr>
-      <w:r>
-        <w:rPr>
-          <w:b/>
-          <w:bCs/>
-          <w:color w:val="12355B"/>
-          <w:sz w:val="21"/>
-          <w:szCs w:val="21"/>
-        </w:rPr>
-        <w:t xml:space="preserve">Answer:</w:t>
-      </w:r>
-    </w:p>
-    <w:p>
-      <w:pPr>
-        <w:pBdr>
-          <w:bottom w:val="single" w:color="AFBECC" w:sz="6"/>
-        </w:pBdr>
-        <w:spacing w:after="30" w:before="150"/>
-      </w:pPr>
-      <w:r>
-        <w:t xml:space="preserve"/>
-      </w:r>
-    </w:p>
-    <w:p>
-      <w:pPr>
-        <w:spacing w:after="80"/>
-      </w:pPr>
-      <w:r>
-        <w:t xml:space="preserve"/>
+          <w:color w:val="B97A12"/>
+          <w:sz w:val="19"/>
+          <w:szCs w:val="19"/>
+        </w:rPr>
+        <w:t xml:space="preserve">   choose your support</w:t>
       </w:r>
     </w:p>
     <w:tbl>
@@ -1805,6 +1736,1371 @@
           </w:tcPr>
           <w:p>
             <w:pPr>
+              <w:spacing w:after="50"/>
+            </w:pPr>
+            <w:r>
+              <w:rPr>
+                <w:i/>
+                <w:iCs/>
+                <w:color w:val="5F6F80"/>
+                <w:sz w:val="19"/>
+                <w:szCs w:val="19"/>
+              </w:rPr>
+              <w:t xml:space="preserve">This model shows the parts of an explanation. It does not answer your writing question.</w:t>
+            </w:r>
+          </w:p>
+          <w:p>
+            <w:pPr>
+              <w:spacing w:after="80"/>
+            </w:pPr>
+            <w:r>
+              <w:rPr>
+                <w:b/>
+                <w:bCs/>
+                <w:color w:val="12355B"/>
+                <w:sz w:val="19"/>
+                <w:szCs w:val="19"/>
+              </w:rPr>
+              <w:t xml:space="preserve">Claim:  </w:t>
+            </w:r>
+            <w:r>
+              <w:rPr>
+                <w:sz w:val="19"/>
+                <w:szCs w:val="19"/>
+              </w:rPr>
+              <w:t xml:space="preserve">A statistical question expects answers that vary across many cases.</w:t>
+            </w:r>
+          </w:p>
+          <w:p>
+            <w:pPr>
+              <w:spacing w:after="80"/>
+            </w:pPr>
+            <w:r>
+              <w:rPr>
+                <w:b/>
+                <w:bCs/>
+                <w:color w:val="12355B"/>
+                <w:sz w:val="19"/>
+                <w:szCs w:val="19"/>
+              </w:rPr>
+              <w:t xml:space="preserve">Evidence:  </w:t>
+            </w:r>
+            <w:r>
+              <w:rPr>
+                <w:sz w:val="19"/>
+                <w:szCs w:val="19"/>
+              </w:rPr>
+              <w:t xml:space="preserve">Students identify "How tall is each player?" as statistical because heights vary, while "How tall is our point guard?" has one fixed answer.</w:t>
+            </w:r>
+          </w:p>
+          <w:p>
+            <w:pPr>
+              <w:spacing w:after="80"/>
+            </w:pPr>
+            <w:r>
+              <w:rPr>
+                <w:b/>
+                <w:bCs/>
+                <w:color w:val="12355B"/>
+                <w:sz w:val="19"/>
+                <w:szCs w:val="19"/>
+              </w:rPr>
+              <w:t xml:space="preserve">Reasoning:  </w:t>
+            </w:r>
+            <w:r>
+              <w:rPr>
+                <w:sz w:val="19"/>
+                <w:szCs w:val="19"/>
+              </w:rPr>
+              <w:t xml:space="preserve">This evidence connects the definition of statistical question to the mathematical claim.</w:t>
+            </w:r>
+          </w:p>
+        </w:tc>
+      </w:tr>
+    </w:tbl>
+    <w:p>
+      <w:pPr>
+        <w:pStyle w:val="Heading2"/>
+        <w:spacing w:after="80" w:before="180"/>
+      </w:pPr>
+      <w:r>
+        <w:rPr>
+          <w:b/>
+          <w:bCs/>
+          <w:color w:val="12355B"/>
+          <w:sz w:val="24"/>
+          <w:szCs w:val="24"/>
+        </w:rPr>
+        <w:t xml:space="preserve">Start</w:t>
+      </w:r>
+      <w:r>
+        <w:rPr>
+          <w:i/>
+          <w:iCs/>
+          <w:color w:val="1FA6A2"/>
+          <w:sz w:val="19"/>
+          <w:szCs w:val="19"/>
+        </w:rPr>
+        <w:t xml:space="preserve">   Most language support</w:t>
+      </w:r>
+    </w:p>
+    <w:p>
+      <w:pPr>
+        <w:spacing w:after="60"/>
+      </w:pPr>
+      <w:r>
+        <w:rPr>
+          <w:color w:val="1A2733"/>
+          <w:sz w:val="21"/>
+          <w:szCs w:val="21"/>
+        </w:rPr>
+        <w:t xml:space="preserve">Complete the frames. Use the word bank.</w:t>
+      </w:r>
+      <w:r>
+        <w:rPr>
+          <w:i/>
+          <w:iCs/>
+          <w:color w:val="5F6F80"/>
+          <w:sz w:val="19"/>
+          <w:szCs w:val="19"/>
+        </w:rPr>
+        <w:br/>
+        <w:t xml:space="preserve">Completa las oraciones. Usa el banco de palabras.</w:t>
+      </w:r>
+    </w:p>
+    <w:p>
+      <w:pPr>
+        <w:spacing w:after="60"/>
+      </w:pPr>
+      <w:r>
+        <w:rPr>
+          <w:color w:val="1A2733"/>
+          <w:sz w:val="21"/>
+          <w:szCs w:val="21"/>
+        </w:rPr>
+        <w:t xml:space="preserve">I know it needs data because it asks about ___.</w:t>
+      </w:r>
+      <w:r>
+        <w:rPr>
+          <w:i/>
+          <w:iCs/>
+          <w:color w:val="5F6F80"/>
+          <w:sz w:val="19"/>
+          <w:szCs w:val="19"/>
+        </w:rPr>
+        <w:br/>
+        <w:t xml:space="preserve">Sé que necesita datos porque pregunta sobre ___.</w:t>
+      </w:r>
+    </w:p>
+    <w:p>
+      <w:pPr>
+        <w:spacing w:after="60"/>
+      </w:pPr>
+      <w:r>
+        <w:rPr>
+          <w:color w:val="1A2733"/>
+          <w:sz w:val="21"/>
+          <w:szCs w:val="21"/>
+        </w:rPr>
+        <w:t xml:space="preserve">The answers will be different because ___.</w:t>
+      </w:r>
+      <w:r>
+        <w:rPr>
+          <w:i/>
+          <w:iCs/>
+          <w:color w:val="5F6F80"/>
+          <w:sz w:val="19"/>
+          <w:szCs w:val="19"/>
+        </w:rPr>
+        <w:br/>
+        <w:t xml:space="preserve">Las respuestas serán diferentes porque ___.</w:t>
+      </w:r>
+    </w:p>
+    <w:tbl>
+      <w:tblPr>
+        <w:tblW w:type="pct" w:w="100%"/>
+        <w:tblBorders>
+          <w:top w:val="single" w:color="C7D2DD" w:sz="6"/>
+          <w:left w:val="single" w:color="C7D2DD" w:sz="6"/>
+          <w:bottom w:val="single" w:color="C7D2DD" w:sz="6"/>
+          <w:right w:val="single" w:color="C7D2DD" w:sz="6"/>
+          <w:insideH w:val="single" w:color="auto" w:sz="4"/>
+          <w:insideV w:val="single" w:color="auto" w:sz="4"/>
+        </w:tblBorders>
+      </w:tblPr>
+      <w:tblGrid>
+        <w:gridCol w:w="100"/>
+      </w:tblGrid>
+      <w:tr>
+        <w:tc>
+          <w:tcPr>
+            <w:shd w:fill="FBF3E2" w:color="auto" w:val="clear"/>
+            <w:tcMar>
+              <w:top w:type="dxa" w:w="60"/>
+              <w:left w:type="dxa" w:w="120"/>
+              <w:bottom w:type="dxa" w:w="60"/>
+              <w:right w:type="dxa" w:w="120"/>
+            </w:tcMar>
+          </w:tcPr>
+          <w:p>
+            <w:pPr>
+              <w:spacing w:after="0" w:line="320"/>
+            </w:pPr>
+            <w:r>
+              <w:t xml:space="preserve"/>
+            </w:r>
+          </w:p>
+          <w:p>
+            <w:pPr>
+              <w:spacing w:after="0" w:line="320"/>
+            </w:pPr>
+            <w:r>
+              <w:t xml:space="preserve"/>
+            </w:r>
+          </w:p>
+          <w:p>
+            <w:pPr>
+              <w:spacing w:after="0" w:line="320"/>
+            </w:pPr>
+            <w:r>
+              <w:t xml:space="preserve"/>
+            </w:r>
+          </w:p>
+        </w:tc>
+      </w:tr>
+    </w:tbl>
+    <w:p>
+      <w:pPr>
+        <w:pStyle w:val="Heading2"/>
+        <w:spacing w:after="80" w:before="180"/>
+      </w:pPr>
+      <w:r>
+        <w:rPr>
+          <w:b/>
+          <w:bCs/>
+          <w:color w:val="12355B"/>
+          <w:sz w:val="24"/>
+          <w:szCs w:val="24"/>
+        </w:rPr>
+        <w:t xml:space="preserve">Build</w:t>
+      </w:r>
+      <w:r>
+        <w:rPr>
+          <w:i/>
+          <w:iCs/>
+          <w:color w:val="B97A12"/>
+          <w:sz w:val="19"/>
+          <w:szCs w:val="19"/>
+        </w:rPr>
+        <w:t xml:space="preserve">   Some language support</w:t>
+      </w:r>
+    </w:p>
+    <w:p>
+      <w:pPr>
+        <w:spacing w:after="60"/>
+      </w:pPr>
+      <w:r>
+        <w:rPr>
+          <w:color w:val="1A2733"/>
+          <w:sz w:val="21"/>
+          <w:szCs w:val="21"/>
+        </w:rPr>
+        <w:t xml:space="preserve">Write two connected sentences. Use because, so, or but.</w:t>
+      </w:r>
+      <w:r>
+        <w:rPr>
+          <w:i/>
+          <w:iCs/>
+          <w:color w:val="5F6F80"/>
+          <w:sz w:val="19"/>
+          <w:szCs w:val="19"/>
+        </w:rPr>
+        <w:br/>
+        <w:t xml:space="preserve">Escribe dos oraciones conectadas. Usa porque, entonces o pero.</w:t>
+      </w:r>
+    </w:p>
+    <w:p>
+      <w:pPr>
+        <w:spacing w:after="60"/>
+      </w:pPr>
+      <w:r>
+        <w:rPr>
+          <w:color w:val="1A2733"/>
+          <w:sz w:val="21"/>
+          <w:szCs w:val="21"/>
+        </w:rPr>
+        <w:t xml:space="preserve">My claim is ___.</w:t>
+      </w:r>
+      <w:r>
+        <w:rPr>
+          <w:i/>
+          <w:iCs/>
+          <w:color w:val="5F6F80"/>
+          <w:sz w:val="19"/>
+          <w:szCs w:val="19"/>
+        </w:rPr>
+        <w:br/>
+        <w:t xml:space="preserve">Mi afirmación es ___.</w:t>
+      </w:r>
+    </w:p>
+    <w:p>
+      <w:pPr>
+        <w:spacing w:after="60"/>
+      </w:pPr>
+      <w:r>
+        <w:rPr>
+          <w:color w:val="1A2733"/>
+          <w:sz w:val="21"/>
+          <w:szCs w:val="21"/>
+        </w:rPr>
+        <w:t xml:space="preserve">I know because ___.</w:t>
+      </w:r>
+      <w:r>
+        <w:rPr>
+          <w:i/>
+          <w:iCs/>
+          <w:color w:val="5F6F80"/>
+          <w:sz w:val="19"/>
+          <w:szCs w:val="19"/>
+        </w:rPr>
+        <w:br/>
+        <w:t xml:space="preserve">Lo sé porque ___.</w:t>
+      </w:r>
+    </w:p>
+    <w:p>
+      <w:pPr>
+        <w:spacing w:after="60"/>
+      </w:pPr>
+      <w:r>
+        <w:rPr>
+          <w:color w:val="1A2733"/>
+          <w:sz w:val="21"/>
+          <w:szCs w:val="21"/>
+        </w:rPr>
+        <w:t xml:space="preserve">So ___.</w:t>
+      </w:r>
+      <w:r>
+        <w:rPr>
+          <w:i/>
+          <w:iCs/>
+          <w:color w:val="5F6F80"/>
+          <w:sz w:val="19"/>
+          <w:szCs w:val="19"/>
+        </w:rPr>
+        <w:br/>
+        <w:t xml:space="preserve">Entonces ___.</w:t>
+      </w:r>
+    </w:p>
+    <w:tbl>
+      <w:tblPr>
+        <w:tblW w:type="pct" w:w="100%"/>
+        <w:tblBorders>
+          <w:top w:val="single" w:color="C7D2DD" w:sz="6"/>
+          <w:left w:val="single" w:color="C7D2DD" w:sz="6"/>
+          <w:bottom w:val="single" w:color="C7D2DD" w:sz="6"/>
+          <w:right w:val="single" w:color="C7D2DD" w:sz="6"/>
+          <w:insideH w:val="single" w:color="auto" w:sz="4"/>
+          <w:insideV w:val="single" w:color="auto" w:sz="4"/>
+        </w:tblBorders>
+      </w:tblPr>
+      <w:tblGrid>
+        <w:gridCol w:w="100"/>
+      </w:tblGrid>
+      <w:tr>
+        <w:tc>
+          <w:tcPr>
+            <w:shd w:fill="FBF3E2" w:color="auto" w:val="clear"/>
+            <w:tcMar>
+              <w:top w:type="dxa" w:w="60"/>
+              <w:left w:type="dxa" w:w="120"/>
+              <w:bottom w:type="dxa" w:w="60"/>
+              <w:right w:type="dxa" w:w="120"/>
+            </w:tcMar>
+          </w:tcPr>
+          <w:p>
+            <w:pPr>
+              <w:spacing w:after="0" w:line="320"/>
+            </w:pPr>
+            <w:r>
+              <w:t xml:space="preserve"/>
+            </w:r>
+          </w:p>
+          <w:p>
+            <w:pPr>
+              <w:spacing w:after="0" w:line="320"/>
+            </w:pPr>
+            <w:r>
+              <w:t xml:space="preserve"/>
+            </w:r>
+          </w:p>
+          <w:p>
+            <w:pPr>
+              <w:spacing w:after="0" w:line="320"/>
+            </w:pPr>
+            <w:r>
+              <w:t xml:space="preserve"/>
+            </w:r>
+          </w:p>
+        </w:tc>
+      </w:tr>
+    </w:tbl>
+    <w:p>
+      <w:pPr>
+        <w:pStyle w:val="Heading2"/>
+        <w:spacing w:after="80" w:before="180"/>
+      </w:pPr>
+      <w:r>
+        <w:rPr>
+          <w:b/>
+          <w:bCs/>
+          <w:color w:val="12355B"/>
+          <w:sz w:val="24"/>
+          <w:szCs w:val="24"/>
+        </w:rPr>
+        <w:t xml:space="preserve">Explain</w:t>
+      </w:r>
+      <w:r>
+        <w:rPr>
+          <w:i/>
+          <w:iCs/>
+          <w:color w:val="B97A12"/>
+          <w:sz w:val="19"/>
+          <w:szCs w:val="19"/>
+        </w:rPr>
+        <w:t xml:space="preserve">   Light language support</w:t>
+      </w:r>
+    </w:p>
+    <w:p>
+      <w:pPr>
+        <w:spacing w:after="60"/>
+      </w:pPr>
+      <w:r>
+        <w:rPr>
+          <w:color w:val="1A2733"/>
+          <w:sz w:val="21"/>
+          <w:szCs w:val="21"/>
+        </w:rPr>
+        <w:t xml:space="preserve">Write a claim, give math evidence, and explain your reasoning.</w:t>
+      </w:r>
+      <w:r>
+        <w:rPr>
+          <w:i/>
+          <w:iCs/>
+          <w:color w:val="5F6F80"/>
+          <w:sz w:val="19"/>
+          <w:szCs w:val="19"/>
+        </w:rPr>
+        <w:br/>
+        <w:t xml:space="preserve">Escribe una afirmación, da evidencia matemática y explica tu razonamiento.</w:t>
+      </w:r>
+    </w:p>
+    <w:p>
+      <w:pPr>
+        <w:spacing w:after="60"/>
+      </w:pPr>
+      <w:r>
+        <w:rPr>
+          <w:color w:val="1A2733"/>
+          <w:sz w:val="21"/>
+          <w:szCs w:val="21"/>
+        </w:rPr>
+        <w:t xml:space="preserve">My claim is ___.</w:t>
+      </w:r>
+      <w:r>
+        <w:rPr>
+          <w:i/>
+          <w:iCs/>
+          <w:color w:val="5F6F80"/>
+          <w:sz w:val="19"/>
+          <w:szCs w:val="19"/>
+        </w:rPr>
+        <w:br/>
+        <w:t xml:space="preserve">Mi afirmación es ___.</w:t>
+      </w:r>
+    </w:p>
+    <w:p>
+      <w:pPr>
+        <w:spacing w:after="60"/>
+      </w:pPr>
+      <w:r>
+        <w:rPr>
+          <w:color w:val="1A2733"/>
+          <w:sz w:val="21"/>
+          <w:szCs w:val="21"/>
+        </w:rPr>
+        <w:t xml:space="preserve">My math evidence is ___.</w:t>
+      </w:r>
+      <w:r>
+        <w:rPr>
+          <w:i/>
+          <w:iCs/>
+          <w:color w:val="5F6F80"/>
+          <w:sz w:val="19"/>
+          <w:szCs w:val="19"/>
+        </w:rPr>
+        <w:br/>
+        <w:t xml:space="preserve">Mi evidencia matemática es ___.</w:t>
+      </w:r>
+    </w:p>
+    <w:p>
+      <w:pPr>
+        <w:spacing w:after="60"/>
+      </w:pPr>
+      <w:r>
+        <w:rPr>
+          <w:color w:val="1A2733"/>
+          <w:sz w:val="21"/>
+          <w:szCs w:val="21"/>
+        </w:rPr>
+        <w:t xml:space="preserve">This proves ___ because ___.</w:t>
+      </w:r>
+      <w:r>
+        <w:rPr>
+          <w:i/>
+          <w:iCs/>
+          <w:color w:val="5F6F80"/>
+          <w:sz w:val="19"/>
+          <w:szCs w:val="19"/>
+        </w:rPr>
+        <w:br/>
+        <w:t xml:space="preserve">Esto demuestra ___ porque ___.</w:t>
+      </w:r>
+    </w:p>
+    <w:tbl>
+      <w:tblPr>
+        <w:tblW w:type="pct" w:w="100%"/>
+        <w:tblBorders>
+          <w:top w:val="single" w:color="C7D2DD" w:sz="6"/>
+          <w:left w:val="single" w:color="C7D2DD" w:sz="6"/>
+          <w:bottom w:val="single" w:color="C7D2DD" w:sz="6"/>
+          <w:right w:val="single" w:color="C7D2DD" w:sz="6"/>
+          <w:insideH w:val="single" w:color="auto" w:sz="4"/>
+          <w:insideV w:val="single" w:color="auto" w:sz="4"/>
+        </w:tblBorders>
+      </w:tblPr>
+      <w:tblGrid>
+        <w:gridCol w:w="100"/>
+      </w:tblGrid>
+      <w:tr>
+        <w:tc>
+          <w:tcPr>
+            <w:shd w:fill="FBF3E2" w:color="auto" w:val="clear"/>
+            <w:tcMar>
+              <w:top w:type="dxa" w:w="60"/>
+              <w:left w:type="dxa" w:w="120"/>
+              <w:bottom w:type="dxa" w:w="60"/>
+              <w:right w:type="dxa" w:w="120"/>
+            </w:tcMar>
+          </w:tcPr>
+          <w:p>
+            <w:pPr>
+              <w:spacing w:after="0" w:line="320"/>
+            </w:pPr>
+            <w:r>
+              <w:t xml:space="preserve"/>
+            </w:r>
+          </w:p>
+          <w:p>
+            <w:pPr>
+              <w:spacing w:after="0" w:line="320"/>
+            </w:pPr>
+            <w:r>
+              <w:t xml:space="preserve"/>
+            </w:r>
+          </w:p>
+          <w:p>
+            <w:pPr>
+              <w:spacing w:after="0" w:line="320"/>
+            </w:pPr>
+            <w:r>
+              <w:t xml:space="preserve"/>
+            </w:r>
+          </w:p>
+          <w:p>
+            <w:pPr>
+              <w:spacing w:after="0" w:line="320"/>
+            </w:pPr>
+            <w:r>
+              <w:t xml:space="preserve"/>
+            </w:r>
+          </w:p>
+          <w:p>
+            <w:pPr>
+              <w:spacing w:after="0" w:line="320"/>
+            </w:pPr>
+            <w:r>
+              <w:t xml:space="preserve"/>
+            </w:r>
+          </w:p>
+        </w:tc>
+      </w:tr>
+    </w:tbl>
+    <w:p>
+      <w:pPr>
+        <w:pStyle w:val="Heading2"/>
+        <w:spacing w:after="80" w:before="180"/>
+      </w:pPr>
+      <w:r>
+        <w:rPr>
+          <w:b/>
+          <w:bCs/>
+          <w:color w:val="12355B"/>
+          <w:sz w:val="24"/>
+          <w:szCs w:val="24"/>
+        </w:rPr>
+        <w:t xml:space="preserve">4. Check Your Explanation</w:t>
+      </w:r>
+      <w:r>
+        <w:rPr>
+          <w:i/>
+          <w:iCs/>
+          <w:color w:val="1FA6A2"/>
+          <w:sz w:val="19"/>
+          <w:szCs w:val="19"/>
+        </w:rPr>
+        <w:t xml:space="preserve">   five quick checks</w:t>
+      </w:r>
+    </w:p>
+    <w:p>
+      <w:pPr>
+        <w:spacing w:after="80"/>
+      </w:pPr>
+      <w:r>
+        <w:rPr>
+          <w:b/>
+          <w:bCs/>
+          <w:color w:val="1FA6A2"/>
+          <w:sz w:val="22"/>
+          <w:szCs w:val="22"/>
+        </w:rPr>
+        <w:t xml:space="preserve">☐  </w:t>
+      </w:r>
+      <w:r>
+        <w:rPr>
+          <w:sz w:val="20"/>
+          <w:szCs w:val="20"/>
+        </w:rPr>
+        <w:t xml:space="preserve">I answered the question.</w:t>
+      </w:r>
+      <w:r>
+        <w:rPr>
+          <w:i/>
+          <w:iCs/>
+          <w:color w:val="5F6F80"/>
+          <w:sz w:val="18"/>
+          <w:szCs w:val="18"/>
+        </w:rPr>
+        <w:br/>
+        <w:t xml:space="preserve">Respondí la pregunta.</w:t>
+      </w:r>
+    </w:p>
+    <w:p>
+      <w:pPr>
+        <w:spacing w:after="80"/>
+      </w:pPr>
+      <w:r>
+        <w:rPr>
+          <w:b/>
+          <w:bCs/>
+          <w:color w:val="1FA6A2"/>
+          <w:sz w:val="22"/>
+          <w:szCs w:val="22"/>
+        </w:rPr>
+        <w:t xml:space="preserve">☐  </w:t>
+      </w:r>
+      <w:r>
+        <w:rPr>
+          <w:sz w:val="20"/>
+          <w:szCs w:val="20"/>
+        </w:rPr>
+        <w:t xml:space="preserve">I used math evidence: numbers, an equation, a model, or a comparison.</w:t>
+      </w:r>
+      <w:r>
+        <w:rPr>
+          <w:i/>
+          <w:iCs/>
+          <w:color w:val="5F6F80"/>
+          <w:sz w:val="18"/>
+          <w:szCs w:val="18"/>
+        </w:rPr>
+        <w:br/>
+        <w:t xml:space="preserve">Usé evidencia matemática: números, una ecuación, un modelo o una comparación.</w:t>
+      </w:r>
+    </w:p>
+    <w:p>
+      <w:pPr>
+        <w:spacing w:after="80"/>
+      </w:pPr>
+      <w:r>
+        <w:rPr>
+          <w:b/>
+          <w:bCs/>
+          <w:color w:val="1FA6A2"/>
+          <w:sz w:val="22"/>
+          <w:szCs w:val="22"/>
+        </w:rPr>
+        <w:t xml:space="preserve">☐  </w:t>
+      </w:r>
+      <w:r>
+        <w:rPr>
+          <w:sz w:val="20"/>
+          <w:szCs w:val="20"/>
+        </w:rPr>
+        <w:t xml:space="preserve">I explained how the evidence proves my answer.</w:t>
+      </w:r>
+      <w:r>
+        <w:rPr>
+          <w:i/>
+          <w:iCs/>
+          <w:color w:val="5F6F80"/>
+          <w:sz w:val="18"/>
+          <w:szCs w:val="18"/>
+        </w:rPr>
+        <w:br/>
+        <w:t xml:space="preserve">Expliqué cómo la evidencia demuestra mi respuesta.</w:t>
+      </w:r>
+    </w:p>
+    <w:p>
+      <w:pPr>
+        <w:spacing w:after="80"/>
+      </w:pPr>
+      <w:r>
+        <w:rPr>
+          <w:b/>
+          <w:bCs/>
+          <w:color w:val="1FA6A2"/>
+          <w:sz w:val="22"/>
+          <w:szCs w:val="22"/>
+        </w:rPr>
+        <w:t xml:space="preserve">☐  </w:t>
+      </w:r>
+      <w:r>
+        <w:rPr>
+          <w:sz w:val="20"/>
+          <w:szCs w:val="20"/>
+        </w:rPr>
+        <w:t xml:space="preserve">I used at least two math words.</w:t>
+      </w:r>
+      <w:r>
+        <w:rPr>
+          <w:i/>
+          <w:iCs/>
+          <w:color w:val="5F6F80"/>
+          <w:sz w:val="18"/>
+          <w:szCs w:val="18"/>
+        </w:rPr>
+        <w:br/>
+        <w:t xml:space="preserve">Usé por lo menos dos palabras matemáticas.</w:t>
+      </w:r>
+    </w:p>
+    <w:p>
+      <w:pPr>
+        <w:spacing w:after="80"/>
+      </w:pPr>
+      <w:r>
+        <w:rPr>
+          <w:b/>
+          <w:bCs/>
+          <w:color w:val="1FA6A2"/>
+          <w:sz w:val="22"/>
+          <w:szCs w:val="22"/>
+        </w:rPr>
+        <w:t xml:space="preserve">☐  </w:t>
+      </w:r>
+      <w:r>
+        <w:rPr>
+          <w:sz w:val="20"/>
+          <w:szCs w:val="20"/>
+        </w:rPr>
+        <w:t xml:space="preserve">I reread complete sentences and punctuation.</w:t>
+      </w:r>
+      <w:r>
+        <w:rPr>
+          <w:i/>
+          <w:iCs/>
+          <w:color w:val="5F6F80"/>
+          <w:sz w:val="18"/>
+          <w:szCs w:val="18"/>
+        </w:rPr>
+        <w:br/>
+        <w:t xml:space="preserve">Volví a leer mis oraciones completas y la puntuación.</w:t>
+      </w:r>
+    </w:p>
+    <w:p>
+      <w:pPr>
+        <w:pStyle w:val="Heading1"/>
+        <w:pageBreakBefore/>
+        <w:pBdr>
+          <w:bottom w:val="single" w:color="1FA6A2" w:sz="14" w:space="6"/>
+        </w:pBdr>
+        <w:spacing w:after="140" w:before="0"/>
+      </w:pPr>
+      <w:r>
+        <w:rPr>
+          <w:b/>
+          <w:bCs/>
+          <w:color w:val="12355B"/>
+          <w:sz w:val="30"/>
+          <w:szCs w:val="30"/>
+        </w:rPr>
+        <w:t xml:space="preserve">Worked Example</w:t>
+      </w:r>
+    </w:p>
+    <w:p>
+      <w:pPr>
+        <w:pStyle w:val="Heading2"/>
+        <w:spacing w:after="80" w:before="180"/>
+      </w:pPr>
+      <w:r>
+        <w:rPr>
+          <w:b/>
+          <w:bCs/>
+          <w:color w:val="12355B"/>
+          <w:sz w:val="24"/>
+          <w:szCs w:val="24"/>
+        </w:rPr>
+        <w:t xml:space="preserve">Watch &amp; Read</w:t>
+      </w:r>
+      <w:r>
+        <w:rPr>
+          <w:i/>
+          <w:iCs/>
+          <w:color w:val="1FA6A2"/>
+          <w:sz w:val="19"/>
+          <w:szCs w:val="19"/>
+        </w:rPr>
+        <w:t xml:space="preserve">   I Do — follow along with your teacher</w:t>
+      </w:r>
+    </w:p>
+    <w:tbl>
+      <w:tblPr>
+        <w:tblW w:type="pct" w:w="100%"/>
+        <w:tblBorders>
+          <w:top w:val="single" w:color="1FA6A2" w:sz="8"/>
+          <w:left w:val="single" w:color="1FA6A2" w:sz="8"/>
+          <w:bottom w:val="single" w:color="1FA6A2" w:sz="8"/>
+          <w:right w:val="single" w:color="1FA6A2" w:sz="8"/>
+          <w:insideH w:val="single" w:color="auto" w:sz="4"/>
+          <w:insideV w:val="single" w:color="auto" w:sz="4"/>
+        </w:tblBorders>
+      </w:tblPr>
+      <w:tblGrid>
+        <w:gridCol w:w="100"/>
+      </w:tblGrid>
+      <w:tr>
+        <w:tc>
+          <w:tcPr>
+            <w:shd w:fill="E6F4F3" w:color="auto" w:val="clear"/>
+            <w:tcMar>
+              <w:top w:type="dxa" w:w="120"/>
+              <w:left w:type="dxa" w:w="180"/>
+              <w:bottom w:type="dxa" w:w="120"/>
+              <w:right w:type="dxa" w:w="180"/>
+            </w:tcMar>
+          </w:tcPr>
+          <w:p>
+            <w:pPr>
+              <w:spacing w:after="60"/>
+            </w:pPr>
+            <w:r>
+              <w:rPr>
+                <w:b/>
+                <w:bCs/>
+                <w:color w:val="12355B"/>
+                <w:sz w:val="22"/>
+                <w:szCs w:val="22"/>
+              </w:rPr>
+              <w:t xml:space="preserve">Scouting Report</w:t>
+            </w:r>
+          </w:p>
+          <w:p>
+            <w:pPr>
+              <w:spacing w:after="0"/>
+            </w:pPr>
+            <w:r>
+              <w:rPr>
+                <w:sz w:val="21"/>
+                <w:szCs w:val="21"/>
+              </w:rPr>
+              <w:t xml:space="preserve">You've just been hired as the data analyst for a youth basketball league. The head coach hands you a list of questions the staff wants to investigate about their players. Some questions will give you interesting data with variety, while others have just one fixed answer. Your job: figure out which questions are worth investigating with data.</w:t>
+            </w:r>
+          </w:p>
+        </w:tc>
+      </w:tr>
+    </w:tbl>
+    <w:p>
+      <w:pPr>
+        <w:spacing w:after="80"/>
+      </w:pPr>
+      <w:r>
+        <w:t xml:space="preserve"/>
+      </w:r>
+    </w:p>
+    <w:p>
+      <w:pPr>
+        <w:spacing w:after="50" w:before="60"/>
+      </w:pPr>
+      <w:r>
+        <w:rPr>
+          <w:b/>
+          <w:bCs/>
+          <w:color w:val="12355B"/>
+          <w:sz w:val="21"/>
+          <w:szCs w:val="21"/>
+        </w:rPr>
+        <w:t xml:space="preserve">Think about:</w:t>
+      </w:r>
+    </w:p>
+    <w:p>
+      <w:pPr>
+        <w:spacing w:after="40"/>
+        <w:ind w:left="300"/>
+      </w:pPr>
+      <w:r>
+        <w:rPr>
+          <w:sz w:val="20"/>
+          <w:szCs w:val="20"/>
+        </w:rPr>
+        <w:t xml:space="preserve">•  Which questions could have many different answers?</w:t>
+      </w:r>
+    </w:p>
+    <w:p>
+      <w:pPr>
+        <w:spacing w:after="40"/>
+        <w:ind w:left="300"/>
+      </w:pPr>
+      <w:r>
+        <w:rPr>
+          <w:sz w:val="20"/>
+          <w:szCs w:val="20"/>
+        </w:rPr>
+        <w:t xml:space="preserve">•  Which questions have only one exact answer?</w:t>
+      </w:r>
+    </w:p>
+    <w:p>
+      <w:pPr>
+        <w:spacing w:after="40"/>
+        <w:ind w:left="300"/>
+      </w:pPr>
+      <w:r>
+        <w:rPr>
+          <w:sz w:val="20"/>
+          <w:szCs w:val="20"/>
+        </w:rPr>
+        <w:t xml:space="preserve">•  What makes a question good for collecting data?</w:t>
+      </w:r>
+    </w:p>
+    <w:p>
+      <w:pPr>
+        <w:spacing w:after="40"/>
+        <w:ind w:left="300"/>
+      </w:pPr>
+      <w:r>
+        <w:rPr>
+          <w:sz w:val="20"/>
+          <w:szCs w:val="20"/>
+        </w:rPr>
+        <w:t xml:space="preserve">•  Why would a coach care about questions with variability?</w:t>
+      </w:r>
+    </w:p>
+    <w:p>
+      <w:pPr>
+        <w:spacing w:after="40"/>
+        <w:ind w:left="300"/>
+      </w:pPr>
+      <w:r>
+        <w:rPr>
+          <w:sz w:val="20"/>
+          <w:szCs w:val="20"/>
+        </w:rPr>
+        <w:t xml:space="preserve">•  Could a question be reworded to become statistical?</w:t>
+      </w:r>
+    </w:p>
+    <w:p>
+      <w:pPr>
+        <w:pStyle w:val="Heading2"/>
+        <w:spacing w:after="80" w:before="180"/>
+      </w:pPr>
+      <w:r>
+        <w:rPr>
+          <w:b/>
+          <w:bCs/>
+          <w:color w:val="12355B"/>
+          <w:sz w:val="24"/>
+          <w:szCs w:val="24"/>
+        </w:rPr>
+        <w:t xml:space="preserve">Solved Example</w:t>
+      </w:r>
+      <w:r>
+        <w:rPr>
+          <w:i/>
+          <w:iCs/>
+          <w:color w:val="1FA6A2"/>
+          <w:sz w:val="19"/>
+          <w:szCs w:val="19"/>
+        </w:rPr>
+        <w:t xml:space="preserve">   I Do — watch each step</w:t>
+      </w:r>
+    </w:p>
+    <w:p>
+      <w:pPr>
+        <w:keepNext/>
+        <w:spacing w:after="40"/>
+      </w:pPr>
+      <w:r>
+        <w:rPr>
+          <w:b/>
+          <w:bCs/>
+          <w:color w:val="12355B"/>
+          <w:sz w:val="21"/>
+          <w:szCs w:val="21"/>
+        </w:rPr>
+        <w:t xml:space="preserve">Problem:  </w:t>
+      </w:r>
+      <w:r>
+        <w:rPr>
+          <w:sz w:val="21"/>
+          <w:szCs w:val="21"/>
+        </w:rPr>
+        <w:t xml:space="preserve">Which of the following is a statistical question?</w:t>
+      </w:r>
+    </w:p>
+    <w:p>
+      <w:pPr>
+        <w:spacing w:after="30"/>
+        <w:ind w:left="420"/>
+      </w:pPr>
+      <w:r>
+        <w:rPr>
+          <w:sz w:val="20"/>
+          <w:szCs w:val="20"/>
+        </w:rPr>
+        <w:t xml:space="preserve">A)  How many points did each player score this season?</w:t>
+      </w:r>
+    </w:p>
+    <w:p>
+      <w:pPr>
+        <w:spacing w:after="30"/>
+        <w:ind w:left="420"/>
+      </w:pPr>
+      <w:r>
+        <w:rPr>
+          <w:sz w:val="20"/>
+          <w:szCs w:val="20"/>
+        </w:rPr>
+        <w:t xml:space="preserve">B)  How many points are scored for a free throw?</w:t>
+      </w:r>
+    </w:p>
+    <w:p>
+      <w:pPr>
+        <w:spacing w:after="30"/>
+        <w:ind w:left="420"/>
+      </w:pPr>
+      <w:r>
+        <w:rPr>
+          <w:sz w:val="20"/>
+          <w:szCs w:val="20"/>
+        </w:rPr>
+        <w:t xml:space="preserve">C)  What sport does this team play?</w:t>
+      </w:r>
+    </w:p>
+    <w:p>
+      <w:pPr>
+        <w:spacing w:after="30"/>
+        <w:ind w:left="420"/>
+      </w:pPr>
+      <w:r>
+        <w:rPr>
+          <w:sz w:val="20"/>
+          <w:szCs w:val="20"/>
+        </w:rPr>
+        <w:t xml:space="preserve">D)  How many halves are in a soccer game?</w:t>
+      </w:r>
+    </w:p>
+    <w:p>
+      <w:pPr>
+        <w:spacing w:after="20" w:before="50"/>
+      </w:pPr>
+      <w:r>
+        <w:rPr>
+          <w:b/>
+          <w:bCs/>
+          <w:color w:val="1FA6A2"/>
+          <w:sz w:val="21"/>
+          <w:szCs w:val="21"/>
+        </w:rPr>
+        <w:t xml:space="preserve">Step 1:  </w:t>
+      </w:r>
+      <w:r>
+        <w:rPr>
+          <w:sz w:val="21"/>
+          <w:szCs w:val="21"/>
+        </w:rPr>
+        <w:t xml:space="preserve">"How many points did each player score?" is statistical because different players will have different scores — there is variability in the data.</w:t>
+      </w:r>
+    </w:p>
+    <w:p>
+      <w:pPr>
+        <w:spacing w:after="40" w:before="60"/>
+      </w:pPr>
+      <w:r>
+        <w:rPr>
+          <w:b/>
+          <w:bCs/>
+          <w:color w:val="12355B"/>
+          <w:sz w:val="21"/>
+          <w:szCs w:val="21"/>
+        </w:rPr>
+        <w:t xml:space="preserve">Answer:  </w:t>
+      </w:r>
+      <w:r>
+        <w:rPr>
+          <w:b/>
+          <w:bCs/>
+          <w:sz w:val="21"/>
+          <w:szCs w:val="21"/>
+        </w:rPr>
+        <w:t xml:space="preserve">A. How many points did each player score this season?</w:t>
+      </w:r>
+    </w:p>
+    <w:p>
+      <w:pPr>
+        <w:pStyle w:val="Heading1"/>
+        <w:pageBreakBefore/>
+        <w:pBdr>
+          <w:bottom w:val="single" w:color="1FA6A2" w:sz="14" w:space="6"/>
+        </w:pBdr>
+        <w:spacing w:after="140" w:before="0"/>
+      </w:pPr>
+      <w:r>
+        <w:rPr>
+          <w:b/>
+          <w:bCs/>
+          <w:color w:val="12355B"/>
+          <w:sz w:val="30"/>
+          <w:szCs w:val="30"/>
+        </w:rPr>
+        <w:t xml:space="preserve">Guided Practice</w:t>
+      </w:r>
+    </w:p>
+    <w:p>
+      <w:pPr>
+        <w:pStyle w:val="Heading2"/>
+        <w:spacing w:after="80" w:before="180"/>
+      </w:pPr>
+      <w:r>
+        <w:rPr>
+          <w:b/>
+          <w:bCs/>
+          <w:color w:val="12355B"/>
+          <w:sz w:val="24"/>
+          <w:szCs w:val="24"/>
+        </w:rPr>
+        <w:t xml:space="preserve">Solve Together</w:t>
+      </w:r>
+      <w:r>
+        <w:rPr>
+          <w:i/>
+          <w:iCs/>
+          <w:color w:val="6B4FA0"/>
+          <w:sz w:val="19"/>
+          <w:szCs w:val="19"/>
+        </w:rPr>
+        <w:t xml:space="preserve">   We Do — work with your class</w:t>
+      </w:r>
+    </w:p>
+    <w:p>
+      <w:pPr>
+        <w:keepNext/>
+        <w:spacing w:after="40" w:before="40"/>
+      </w:pPr>
+      <w:r>
+        <w:rPr>
+          <w:b/>
+          <w:bCs/>
+          <w:color w:val="12355B"/>
+          <w:sz w:val="21"/>
+          <w:szCs w:val="21"/>
+        </w:rPr>
+        <w:t xml:space="preserve">Problem:  </w:t>
+      </w:r>
+      <w:r>
+        <w:rPr>
+          <w:sz w:val="21"/>
+          <w:szCs w:val="21"/>
+        </w:rPr>
+        <w:t xml:space="preserve">Which question is NOT a statistical question?</w:t>
+      </w:r>
+    </w:p>
+    <w:p>
+      <w:pPr>
+        <w:spacing w:after="30"/>
+        <w:ind w:left="420"/>
+      </w:pPr>
+      <w:r>
+        <w:rPr>
+          <w:sz w:val="20"/>
+          <w:szCs w:val="20"/>
+        </w:rPr>
+        <w:t xml:space="preserve">A)  How many innings are in a baseball game?</w:t>
+      </w:r>
+    </w:p>
+    <w:p>
+      <w:pPr>
+        <w:spacing w:after="30"/>
+        <w:ind w:left="420"/>
+      </w:pPr>
+      <w:r>
+        <w:rPr>
+          <w:sz w:val="20"/>
+          <w:szCs w:val="20"/>
+        </w:rPr>
+        <w:t xml:space="preserve">B)  How many home runs did each player hit this year?</w:t>
+      </w:r>
+    </w:p>
+    <w:p>
+      <w:pPr>
+        <w:spacing w:after="30"/>
+        <w:ind w:left="420"/>
+      </w:pPr>
+      <w:r>
+        <w:rPr>
+          <w:sz w:val="20"/>
+          <w:szCs w:val="20"/>
+        </w:rPr>
+        <w:t xml:space="preserve">C)  How many miles does each runner train per week?</w:t>
+      </w:r>
+    </w:p>
+    <w:p>
+      <w:pPr>
+        <w:spacing w:after="30"/>
+        <w:ind w:left="420"/>
+      </w:pPr>
+      <w:r>
+        <w:rPr>
+          <w:sz w:val="20"/>
+          <w:szCs w:val="20"/>
+        </w:rPr>
+        <w:t xml:space="preserve">D)  How tall is each player on the basketball team?</w:t>
+      </w:r>
+    </w:p>
+    <w:p>
+      <w:pPr>
+        <w:keepNext/>
+        <w:spacing w:after="0" w:before="50"/>
+      </w:pPr>
+      <w:r>
+        <w:rPr>
+          <w:b/>
+          <w:bCs/>
+          <w:color w:val="6B4FA0"/>
+          <w:sz w:val="21"/>
+          <w:szCs w:val="21"/>
+        </w:rPr>
+        <w:t xml:space="preserve">Step 1:</w:t>
+      </w:r>
+    </w:p>
+    <w:p>
+      <w:pPr>
+        <w:pBdr>
+          <w:bottom w:val="single" w:color="AFBECC" w:sz="6"/>
+        </w:pBdr>
+        <w:spacing w:after="30" w:before="150"/>
+      </w:pPr>
+      <w:r>
+        <w:t xml:space="preserve"/>
+      </w:r>
+    </w:p>
+    <w:p>
+      <w:pPr>
+        <w:keepNext/>
+        <w:spacing w:after="0" w:before="50"/>
+      </w:pPr>
+      <w:r>
+        <w:rPr>
+          <w:b/>
+          <w:bCs/>
+          <w:color w:val="6B4FA0"/>
+          <w:sz w:val="21"/>
+          <w:szCs w:val="21"/>
+        </w:rPr>
+        <w:t xml:space="preserve">Step 2:</w:t>
+      </w:r>
+    </w:p>
+    <w:p>
+      <w:pPr>
+        <w:pBdr>
+          <w:bottom w:val="single" w:color="AFBECC" w:sz="6"/>
+        </w:pBdr>
+        <w:spacing w:after="30" w:before="150"/>
+      </w:pPr>
+      <w:r>
+        <w:t xml:space="preserve"/>
+      </w:r>
+    </w:p>
+    <w:p>
+      <w:pPr>
+        <w:keepNext/>
+        <w:spacing w:after="0" w:before="60"/>
+      </w:pPr>
+      <w:r>
+        <w:rPr>
+          <w:b/>
+          <w:bCs/>
+          <w:color w:val="12355B"/>
+          <w:sz w:val="21"/>
+          <w:szCs w:val="21"/>
+        </w:rPr>
+        <w:t xml:space="preserve">Answer:</w:t>
+      </w:r>
+    </w:p>
+    <w:p>
+      <w:pPr>
+        <w:pBdr>
+          <w:bottom w:val="single" w:color="AFBECC" w:sz="6"/>
+        </w:pBdr>
+        <w:spacing w:after="30" w:before="150"/>
+      </w:pPr>
+      <w:r>
+        <w:t xml:space="preserve"/>
+      </w:r>
+    </w:p>
+    <w:p>
+      <w:pPr>
+        <w:spacing w:after="80"/>
+      </w:pPr>
+      <w:r>
+        <w:t xml:space="preserve"/>
+      </w:r>
+    </w:p>
+    <w:tbl>
+      <w:tblPr>
+        <w:tblW w:type="pct" w:w="100%"/>
+        <w:tblBorders>
+          <w:top w:val="single" w:color="BBD0DE" w:sz="8"/>
+          <w:left w:val="single" w:color="BBD0DE" w:sz="8"/>
+          <w:bottom w:val="single" w:color="BBD0DE" w:sz="8"/>
+          <w:right w:val="single" w:color="BBD0DE" w:sz="8"/>
+          <w:insideH w:val="single" w:color="auto" w:sz="4"/>
+          <w:insideV w:val="single" w:color="auto" w:sz="4"/>
+        </w:tblBorders>
+      </w:tblPr>
+      <w:tblGrid>
+        <w:gridCol w:w="100"/>
+      </w:tblGrid>
+      <w:tr>
+        <w:tc>
+          <w:tcPr>
+            <w:shd w:fill="EEF4F8" w:color="auto" w:val="clear"/>
+            <w:tcMar>
+              <w:top w:type="dxa" w:w="120"/>
+              <w:left w:type="dxa" w:w="180"/>
+              <w:bottom w:type="dxa" w:w="120"/>
+              <w:right w:type="dxa" w:w="180"/>
+            </w:tcMar>
+          </w:tcPr>
+          <w:p>
+            <w:pPr>
               <w:spacing w:after="60"/>
             </w:pPr>
             <w:r>
@@ -3472,6 +4768,97 @@
           <w:szCs w:val="19"/>
         </w:rPr>
         <w:t xml:space="preserve">  — "How many hours does each student exercise per week?" is statistical because different students exercise different amounts — the data has variability.</w:t>
+      </w:r>
+    </w:p>
+    <w:p>
+      <w:pPr>
+        <w:pStyle w:val="Heading2"/>
+        <w:spacing w:after="80" w:before="180"/>
+      </w:pPr>
+      <w:r>
+        <w:rPr>
+          <w:b/>
+          <w:bCs/>
+          <w:color w:val="12355B"/>
+          <w:sz w:val="24"/>
+          <w:szCs w:val="24"/>
+        </w:rPr>
+        <w:t xml:space="preserve">Math Writing Criteria</w:t>
+      </w:r>
+    </w:p>
+    <w:p>
+      <w:pPr>
+        <w:spacing w:after="100"/>
+      </w:pPr>
+      <w:r>
+        <w:rPr>
+          <w:i/>
+          <w:iCs/>
+          <w:color w:val="5F6F80"/>
+          <w:sz w:val="19"/>
+          <w:szCs w:val="19"/>
+        </w:rPr>
+        <w:t xml:space="preserve">The support level changes the amount of language scaffolding, not the mathematical expectation.</w:t>
+      </w:r>
+    </w:p>
+    <w:p>
+      <w:pPr>
+        <w:spacing w:after="80"/>
+      </w:pPr>
+      <w:r>
+        <w:rPr>
+          <w:sz w:val="20"/>
+          <w:szCs w:val="20"/>
+        </w:rPr>
+        <w:t xml:space="preserve">☐  I answered the question.</w:t>
+      </w:r>
+    </w:p>
+    <w:p>
+      <w:pPr>
+        <w:spacing w:after="80"/>
+      </w:pPr>
+      <w:r>
+        <w:rPr>
+          <w:sz w:val="20"/>
+          <w:szCs w:val="20"/>
+        </w:rPr>
+        <w:t xml:space="preserve">☐  I used math evidence: numbers, an equation, a model, or a comparison.</w:t>
+      </w:r>
+    </w:p>
+    <w:p>
+      <w:pPr>
+        <w:spacing w:after="80"/>
+      </w:pPr>
+      <w:r>
+        <w:rPr>
+          <w:sz w:val="20"/>
+          <w:szCs w:val="20"/>
+        </w:rPr>
+        <w:t xml:space="preserve">☐  I explained how the evidence proves my answer.</w:t>
+      </w:r>
+    </w:p>
+    <w:p>
+      <w:pPr>
+        <w:spacing w:after="80"/>
+      </w:pPr>
+      <w:r>
+        <w:rPr>
+          <w:sz w:val="20"/>
+          <w:szCs w:val="20"/>
+        </w:rPr>
+        <w:t xml:space="preserve">☐  I used at least two math words.</w:t>
+      </w:r>
+    </w:p>
+    <w:p>
+      <w:pPr>
+        <w:spacing w:after="80"/>
+      </w:pPr>
+      <w:r>
+        <w:rPr>
+          <w:sz w:val="20"/>
+          <w:szCs w:val="20"/>
+        </w:rPr>
+        <w:t xml:space="preserve">☐  I reread complete sentences and punctuation.</w:t>
       </w:r>
     </w:p>
     <w:sectPr>
